--- a/propuesta_fortalecimiento_geosalud_v4.docx
+++ b/propuesta_fortalecimiento_geosalud_v4.docx
@@ -8604,7 +8604,14 @@
           <w:szCs w:val="20"/>
         </w:rPr>
         <w:lastRenderedPageBreak/>
-        <w:t>6. EQUIPO PROFESIONAL — PERFILES DEL OBSERVATORIO DEPARTAMENTAL</w:t>
+        <w:t>5</w:t>
+      </w:r>
+      <w:r>
+        <w:rPr>
+          <w:sz w:val="20"/>
+          <w:szCs w:val="20"/>
+        </w:rPr>
+        <w:t>. EQUIPO PROFESIONAL — PERFILES DEL OBSERVATORIO DEPARTAMENTAL</w:t>
       </w:r>
       <w:bookmarkEnd w:id="8"/>
     </w:p>
@@ -12329,6 +12336,7 @@
       </w:tr>
       <w:tr>
         <w:trPr>
+          <w:trHeight w:val="432"/>
           <w:jc w:val="center"/>
         </w:trPr>
         <w:tc>
@@ -16371,7 +16379,14 @@
           <w:szCs w:val="20"/>
         </w:rPr>
         <w:lastRenderedPageBreak/>
-        <w:t>10. INDICADORES DE EXITO</w:t>
+        <w:t>6</w:t>
+      </w:r>
+      <w:r>
+        <w:rPr>
+          <w:sz w:val="20"/>
+          <w:szCs w:val="20"/>
+        </w:rPr>
+        <w:t>. INDICADORES DE EXITO</w:t>
       </w:r>
       <w:bookmarkEnd w:id="10"/>
     </w:p>
@@ -18955,7 +18970,14 @@
           <w:szCs w:val="20"/>
         </w:rPr>
         <w:lastRenderedPageBreak/>
-        <w:t>12. GOBERNANZA Y SOSTENIBILIDAD</w:t>
+        <w:t>7</w:t>
+      </w:r>
+      <w:r>
+        <w:rPr>
+          <w:sz w:val="20"/>
+          <w:szCs w:val="20"/>
+        </w:rPr>
+        <w:t>. GOBERNANZA Y SOSTENIBILIDAD</w:t>
       </w:r>
       <w:bookmarkEnd w:id="12"/>
     </w:p>
@@ -18985,7 +19007,14 @@
           <w:sz w:val="20"/>
           <w:szCs w:val="20"/>
         </w:rPr>
-        <w:t>12.1 Estructura de gobernanza propuesta</w:t>
+        <w:t>7</w:t>
+      </w:r>
+      <w:r>
+        <w:rPr>
+          <w:sz w:val="20"/>
+          <w:szCs w:val="20"/>
+        </w:rPr>
+        <w:t>.1 Estructura de gobernanza propuesta</w:t>
       </w:r>
       <w:bookmarkEnd w:id="13"/>
     </w:p>
@@ -19609,7 +19638,14 @@
           <w:sz w:val="20"/>
           <w:szCs w:val="20"/>
         </w:rPr>
-        <w:t xml:space="preserve">12.2 Protocolo de </w:t>
+        <w:t>7</w:t>
+      </w:r>
+      <w:r>
+        <w:rPr>
+          <w:sz w:val="20"/>
+          <w:szCs w:val="20"/>
+        </w:rPr>
+        <w:t xml:space="preserve">.2 Protocolo de </w:t>
       </w:r>
       <w:proofErr w:type="spellStart"/>
       <w:r>
@@ -19988,7 +20024,14 @@
           <w:sz w:val="20"/>
           <w:szCs w:val="20"/>
         </w:rPr>
-        <w:t xml:space="preserve">13 </w:t>
+        <w:t>8</w:t>
+      </w:r>
+      <w:r>
+        <w:rPr>
+          <w:sz w:val="20"/>
+          <w:szCs w:val="20"/>
+        </w:rPr>
+        <w:t xml:space="preserve"> </w:t>
       </w:r>
       <w:proofErr w:type="gramStart"/>
       <w:r>
@@ -21543,6 +21586,7 @@
         <w:jc w:val="both"/>
         <w:rPr>
           <w:rFonts w:ascii="Arial" w:hAnsi="Arial" w:cs="Arial"/>
+          <w:color w:val="2C2C2A"/>
         </w:rPr>
       </w:pPr>
       <w:r>
@@ -21583,6 +21627,40 @@
           <w:color w:val="2C2C2A"/>
         </w:rPr>
         <w:t xml:space="preserve"> interdisciplinario con funciones claras y capacidad de relevo.</w:t>
+      </w:r>
+    </w:p>
+    <w:p>
+      <w:pPr>
+        <w:spacing w:before="60" w:after="60"/>
+        <w:jc w:val="both"/>
+        <w:rPr>
+          <w:rFonts w:ascii="Arial" w:hAnsi="Arial" w:cs="Arial"/>
+          <w:color w:val="2C2C2A"/>
+        </w:rPr>
+      </w:pPr>
+    </w:p>
+    <w:p>
+      <w:pPr>
+        <w:spacing w:before="60" w:after="60"/>
+        <w:jc w:val="both"/>
+        <w:rPr>
+          <w:rFonts w:ascii="Arial" w:hAnsi="Arial" w:cs="Arial"/>
+        </w:rPr>
+      </w:pPr>
+      <w:r>
+        <w:rPr>
+          <w:rFonts w:ascii="Arial" w:hAnsi="Arial" w:cs="Arial"/>
+          <w:color w:val="2C2C2A"/>
+          <w:highlight w:val="yellow"/>
+        </w:rPr>
+        <w:t>Robustecer el fortalecimiento continuo de capacidad institucional</w:t>
+      </w:r>
+      <w:r>
+        <w:rPr>
+          <w:rFonts w:ascii="Arial" w:hAnsi="Arial" w:cs="Arial"/>
+          <w:color w:val="2C2C2A"/>
+        </w:rPr>
+        <w:t xml:space="preserve"> </w:t>
       </w:r>
     </w:p>
     <w:p>
